--- a/SIMATIC IPC/Req_Spec/IPC System Specification.docx
+++ b/SIMATIC IPC/Req_Spec/IPC System Specification.docx
@@ -1,13 +1,13 @@
 
 <file path=word/document.xml><?xml version="1.0" encoding="utf-8"?>
-<w:document xmlns:wpc="http://schemas.microsoft.com/office/word/2010/wordprocessingCanvas" xmlns:cx="http://schemas.microsoft.com/office/drawing/2014/chartex" xmlns:cx1="http://schemas.microsoft.com/office/drawing/2015/9/8/chartex" xmlns:cx2="http://schemas.microsoft.com/office/drawing/2015/10/21/chartex" xmlns:cx3="http://schemas.microsoft.com/office/drawing/2016/5/9/chartex" xmlns:cx4="http://schemas.microsoft.com/office/drawing/2016/5/10/chartex" xmlns:cx5="http://schemas.microsoft.com/office/drawing/2016/5/11/chartex" xmlns:cx6="http://schemas.microsoft.com/office/drawing/2016/5/12/chartex" xmlns:cx7="http://schemas.microsoft.com/office/drawing/2016/5/13/chartex" xmlns:cx8="http://schemas.microsoft.com/office/drawing/2016/5/14/chartex" xmlns:mc="http://schemas.openxmlformats.org/markup-compatibility/2006" xmlns:aink="http://schemas.microsoft.com/office/drawing/2016/ink" xmlns:am3d="http://schemas.microsoft.com/office/drawing/2017/model3d" xmlns:o="urn:schemas-microsoft-com:office:office" xmlns:r="http://schemas.openxmlformats.org/officeDocument/2006/relationships" xmlns:m="http://schemas.openxmlformats.org/officeDocument/2006/math" xmlns:v="urn:schemas-microsoft-com:vml" xmlns:wp14="http://schemas.microsoft.com/office/word/2010/wordprocessingDrawing" xmlns:wp="http://schemas.openxmlformats.org/drawingml/2006/wordprocessingDrawing" xmlns:w10="urn:schemas-microsoft-com:office:word" xmlns:w="http://schemas.openxmlformats.org/wordprocessingml/2006/main" xmlns:w14="http://schemas.microsoft.com/office/word/2010/wordml" xmlns:w15="http://schemas.microsoft.com/office/word/2012/wordml" xmlns:w16cex="http://schemas.microsoft.com/office/word/2018/wordml/cex" xmlns:w16cid="http://schemas.microsoft.com/office/word/2016/wordml/cid" xmlns:w16="http://schemas.microsoft.com/office/word/2018/wordml" xmlns:w16se="http://schemas.microsoft.com/office/word/2015/wordml/symex" xmlns:wpg="http://schemas.microsoft.com/office/word/2010/wordprocessingGroup" xmlns:wpi="http://schemas.microsoft.com/office/word/2010/wordprocessingInk" xmlns:wne="http://schemas.microsoft.com/office/word/2006/wordml" xmlns:wps="http://schemas.microsoft.com/office/word/2010/wordprocessingShape" mc:Ignorable="w14 w15 w16se w16cid w16 w16cex wp14">
+<w:document xmlns:wpc="http://schemas.microsoft.com/office/word/2010/wordprocessingCanvas" xmlns:cx="http://schemas.microsoft.com/office/drawing/2014/chartex" xmlns:cx1="http://schemas.microsoft.com/office/drawing/2015/9/8/chartex" xmlns:cx2="http://schemas.microsoft.com/office/drawing/2015/10/21/chartex" xmlns:cx3="http://schemas.microsoft.com/office/drawing/2016/5/9/chartex" xmlns:cx4="http://schemas.microsoft.com/office/drawing/2016/5/10/chartex" xmlns:cx5="http://schemas.microsoft.com/office/drawing/2016/5/11/chartex" xmlns:cx6="http://schemas.microsoft.com/office/drawing/2016/5/12/chartex" xmlns:cx7="http://schemas.microsoft.com/office/drawing/2016/5/13/chartex" xmlns:cx8="http://schemas.microsoft.com/office/drawing/2016/5/14/chartex" xmlns:mc="http://schemas.openxmlformats.org/markup-compatibility/2006" xmlns:aink="http://schemas.microsoft.com/office/drawing/2016/ink" xmlns:am3d="http://schemas.microsoft.com/office/drawing/2017/model3d" xmlns:o="urn:schemas-microsoft-com:office:office" xmlns:oel="http://schemas.microsoft.com/office/2019/extlst" xmlns:r="http://schemas.openxmlformats.org/officeDocument/2006/relationships" xmlns:m="http://schemas.openxmlformats.org/officeDocument/2006/math" xmlns:v="urn:schemas-microsoft-com:vml" xmlns:wp14="http://schemas.microsoft.com/office/word/2010/wordprocessingDrawing" xmlns:wp="http://schemas.openxmlformats.org/drawingml/2006/wordprocessingDrawing" xmlns:w10="urn:schemas-microsoft-com:office:word" xmlns:w="http://schemas.openxmlformats.org/wordprocessingml/2006/main" xmlns:w14="http://schemas.microsoft.com/office/word/2010/wordml" xmlns:w15="http://schemas.microsoft.com/office/word/2012/wordml" xmlns:w16cex="http://schemas.microsoft.com/office/word/2018/wordml/cex" xmlns:w16cid="http://schemas.microsoft.com/office/word/2016/wordml/cid" xmlns:w16="http://schemas.microsoft.com/office/word/2018/wordml" xmlns:w16sdtdh="http://schemas.microsoft.com/office/word/2020/wordml/sdtdatahash" xmlns:w16se="http://schemas.microsoft.com/office/word/2015/wordml/symex" xmlns:wpg="http://schemas.microsoft.com/office/word/2010/wordprocessingGroup" xmlns:wpi="http://schemas.microsoft.com/office/word/2010/wordprocessingInk" xmlns:wne="http://schemas.microsoft.com/office/word/2006/wordml" xmlns:wps="http://schemas.microsoft.com/office/word/2010/wordprocessingShape" mc:Ignorable="w14 w15 w16se w16cid w16 w16cex w16sdtdh wp14">
   <w:body>
     <w:p>
       <w:r>
-        <w:t>NanoBox</w:t>
-      </w:r>
-      <w:r>
-        <w:t xml:space="preserve"> System</w:t>
+        <w:t xml:space="preserve">Simantic IPC Nanobox </w:t>
+      </w:r>
+      <w:r>
+        <w:t>System</w:t>
       </w:r>
       <w:r>
         <w:t xml:space="preserve"> </w:t>
@@ -3792,6 +3792,14 @@
         <w:t>Identification data of Device</w:t>
       </w:r>
       <w:bookmarkEnd w:id="5"/>
+      <w:r>
+        <w:t xml:space="preserve"> </w:t>
+      </w:r>
+    </w:p>
+    <w:p>
+      <w:r>
+        <w:t>The system shall</w:t>
+      </w:r>
     </w:p>
     <w:p>
       <w:pPr>
@@ -3804,17 +3812,33 @@
       <w:bookmarkEnd w:id="6"/>
     </w:p>
     <w:p>
+      <w:r>
+        <w:t>The system shall</w:t>
+      </w:r>
+    </w:p>
+    <w:p>
       <w:pPr>
         <w:pStyle w:val="Heading3"/>
       </w:pPr>
       <w:bookmarkStart w:id="7" w:name="_Toc85719125"/>
       <w:r>
-        <w:t xml:space="preserve">Supported Mounting </w:t>
-      </w:r>
-      <w:r>
-        <w:t>Positions</w:t>
+        <w:t xml:space="preserve">Mounting </w:t>
       </w:r>
       <w:bookmarkEnd w:id="7"/>
+      <w:r>
+        <w:t>Installation</w:t>
+      </w:r>
+    </w:p>
+    <w:p>
+      <w:r>
+        <w:t xml:space="preserve">The system shall support </w:t>
+      </w:r>
+      <w:r>
+        <w:t>DIN rail, wall mounting, portrait mounting</w:t>
+      </w:r>
+      <w:r>
+        <w:t>.</w:t>
+      </w:r>
     </w:p>
     <w:p>
       <w:pPr>
@@ -3822,9 +3846,12 @@
       </w:pPr>
       <w:bookmarkStart w:id="8" w:name="_Toc85719126"/>
       <w:r>
-        <w:t>Support for Strain Relief</w:t>
+        <w:t>Support for Strain Relie</w:t>
       </w:r>
       <w:bookmarkEnd w:id="8"/>
+      <w:r>
+        <w:t>f</w:t>
+      </w:r>
     </w:p>
     <w:p>
       <w:pPr>
@@ -3835,6 +3862,11 @@
       </w:r>
     </w:p>
     <w:p>
+      <w:r>
+        <w:t>The system shall</w:t>
+      </w:r>
+    </w:p>
+    <w:p>
       <w:pPr>
         <w:pStyle w:val="Heading4"/>
       </w:pPr>
@@ -3843,6 +3875,83 @@
       </w:r>
     </w:p>
     <w:p>
+      <w:r>
+        <w:t>The system shall</w:t>
+      </w:r>
+    </w:p>
+    <w:p>
+      <w:pPr>
+        <w:pStyle w:val="Heading4"/>
+      </w:pPr>
+      <w:r>
+        <w:lastRenderedPageBreak/>
+        <w:t>Dimensions</w:t>
+      </w:r>
+    </w:p>
+    <w:p>
+      <w:pPr>
+        <w:pStyle w:val="Heading5"/>
+      </w:pPr>
+      <w:r>
+        <w:t>Height</w:t>
+      </w:r>
+    </w:p>
+    <w:p>
+      <w:r>
+        <w:t xml:space="preserve">The system shall not exceed </w:t>
+      </w:r>
+      <w:r>
+        <w:t>100</w:t>
+      </w:r>
+      <w:r>
+        <w:t xml:space="preserve"> mm</w:t>
+      </w:r>
+      <w:r>
+        <w:t>[Height]</w:t>
+      </w:r>
+      <w:r>
+        <w:t>.</w:t>
+      </w:r>
+    </w:p>
+    <w:p>
+      <w:pPr>
+        <w:pStyle w:val="Heading5"/>
+      </w:pPr>
+      <w:r>
+        <w:t>Width</w:t>
+      </w:r>
+    </w:p>
+    <w:p>
+      <w:r>
+        <w:t xml:space="preserve">The system shall not exceed </w:t>
+      </w:r>
+      <w:r>
+        <w:t>100 mm</w:t>
+      </w:r>
+      <w:r>
+        <w:t xml:space="preserve"> in width</w:t>
+      </w:r>
+      <w:r>
+        <w:t>[Width]</w:t>
+      </w:r>
+      <w:r>
+        <w:t>.</w:t>
+      </w:r>
+    </w:p>
+    <w:p>
+      <w:pPr>
+        <w:pStyle w:val="Heading5"/>
+      </w:pPr>
+      <w:r>
+        <w:t>Depth</w:t>
+      </w:r>
+    </w:p>
+    <w:p>
+      <w:r>
+        <w:t>The system shall not exceed 60 mm[Depth].</w:t>
+      </w:r>
+    </w:p>
+    <w:p>
       <w:pPr>
         <w:pStyle w:val="Heading3"/>
       </w:pPr>
@@ -3856,422 +3965,870 @@
       <w:pPr>
         <w:pStyle w:val="Heading3"/>
       </w:pPr>
+      <w:r>
+        <w:t>Interfaces</w:t>
+      </w:r>
+    </w:p>
+    <w:p>
+      <w:pPr>
+        <w:pStyle w:val="Heading4"/>
+      </w:pPr>
       <w:bookmarkStart w:id="10" w:name="_Toc85719128"/>
       <w:r>
-        <w:t>Support for 24VDC Power Supply Connection</w:t>
+        <w:t>Power Supply Connection</w:t>
       </w:r>
       <w:bookmarkEnd w:id="10"/>
     </w:p>
     <w:p>
+      <w:r>
+        <w:t xml:space="preserve">The system shall support </w:t>
+      </w:r>
+      <w:r>
+        <w:t>24 VDC</w:t>
+      </w:r>
+      <w:r>
+        <w:t>[Power].</w:t>
+      </w:r>
+    </w:p>
+    <w:p>
+      <w:pPr>
+        <w:pStyle w:val="Heading4"/>
+      </w:pPr>
+      <w:bookmarkStart w:id="11" w:name="_Toc85719129"/>
+      <w:r>
+        <w:t>USB Ports</w:t>
+      </w:r>
+      <w:bookmarkEnd w:id="11"/>
+    </w:p>
+    <w:p>
+      <w:r>
+        <w:t xml:space="preserve">The system shall support </w:t>
+      </w:r>
+      <w:r>
+        <w:t xml:space="preserve">1 USB 3.0 </w:t>
+      </w:r>
+      <w:r>
+        <w:t xml:space="preserve"> and </w:t>
+      </w:r>
+      <w:r>
+        <w:t>3 USB 2.0</w:t>
+      </w:r>
+      <w:r>
+        <w:t xml:space="preserve"> </w:t>
+      </w:r>
+      <w:r>
+        <w:t>ports.</w:t>
+      </w:r>
+    </w:p>
+    <w:p>
+      <w:pPr>
+        <w:pStyle w:val="Heading4"/>
+      </w:pPr>
+      <w:bookmarkStart w:id="12" w:name="_Toc85719130"/>
+      <w:r>
+        <w:t>Monitor Display Port</w:t>
+      </w:r>
+      <w:bookmarkEnd w:id="12"/>
+    </w:p>
+    <w:p>
+      <w:r>
+        <w:t>The s</w:t>
+      </w:r>
+      <w:r>
+        <w:t xml:space="preserve">ystem shall support </w:t>
+      </w:r>
+      <w:r>
+        <w:t xml:space="preserve">a </w:t>
+      </w:r>
+      <w:r>
+        <w:t>HDMI connector for a display port.</w:t>
+      </w:r>
+    </w:p>
+    <w:p>
+      <w:pPr>
+        <w:pStyle w:val="Heading4"/>
+      </w:pPr>
+      <w:r>
+        <w:t>Serial Interface</w:t>
+      </w:r>
+    </w:p>
+    <w:p>
+      <w:r>
+        <w:t xml:space="preserve">The system shall support </w:t>
+      </w:r>
+      <w:r>
+        <w:t xml:space="preserve"> 2 COM (RS 232 / 422 / 485)</w:t>
+      </w:r>
+      <w:r>
+        <w:t>.</w:t>
+      </w:r>
+    </w:p>
+    <w:p/>
+    <w:p>
+      <w:pPr>
+        <w:pStyle w:val="Heading5"/>
+      </w:pPr>
+      <w:r>
+        <w:t xml:space="preserve">Industrial </w:t>
+      </w:r>
+      <w:r>
+        <w:t>Ethernet</w:t>
+      </w:r>
+    </w:p>
+    <w:p>
+      <w:r>
+        <w:t xml:space="preserve">The system shall support </w:t>
+      </w:r>
+      <w:r>
+        <w:t>2x Ethernet (RJ45</w:t>
+      </w:r>
+      <w:r>
+        <w:t>.</w:t>
+      </w:r>
+    </w:p>
+    <w:p>
+      <w:pPr>
+        <w:pStyle w:val="Heading2"/>
+      </w:pPr>
+      <w:bookmarkStart w:id="13" w:name="_Toc85719131"/>
+      <w:r>
+        <w:t>IPC Non Functional Requirements</w:t>
+      </w:r>
+      <w:bookmarkEnd w:id="13"/>
+    </w:p>
+    <w:p>
       <w:pPr>
         <w:pStyle w:val="Heading3"/>
       </w:pPr>
-      <w:bookmarkStart w:id="11" w:name="_Toc85719129"/>
-      <w:r>
-        <w:t>USB Ports</w:t>
-      </w:r>
-      <w:bookmarkEnd w:id="11"/>
+      <w:bookmarkStart w:id="14" w:name="_Toc85719132"/>
+      <w:r>
+        <w:t>Ethernet Speeds</w:t>
+      </w:r>
+      <w:bookmarkEnd w:id="14"/>
+    </w:p>
+    <w:p>
+      <w:r>
+        <w:t>The system shall</w:t>
+      </w:r>
     </w:p>
     <w:p>
       <w:pPr>
         <w:pStyle w:val="Heading3"/>
       </w:pPr>
-      <w:bookmarkStart w:id="12" w:name="_Toc85719130"/>
-      <w:r>
-        <w:t>Monitor Display Port</w:t>
-      </w:r>
-      <w:bookmarkEnd w:id="12"/>
+      <w:bookmarkStart w:id="15" w:name="_Toc85719133"/>
+      <w:r>
+        <w:t>Operating System Preloaded</w:t>
+      </w:r>
+      <w:bookmarkEnd w:id="15"/>
+    </w:p>
+    <w:p>
+      <w:r>
+        <w:t xml:space="preserve">The system shall </w:t>
+      </w:r>
+    </w:p>
+    <w:p>
+      <w:pPr>
+        <w:pStyle w:val="Heading3"/>
+      </w:pPr>
+      <w:r>
+        <w:t xml:space="preserve">Operational </w:t>
+      </w:r>
+      <w:r>
+        <w:t>Temperature Range</w:t>
+      </w:r>
+      <w:r>
+        <w:t xml:space="preserve"> </w:t>
+      </w:r>
+    </w:p>
+    <w:p>
+      <w:pPr>
+        <w:pStyle w:val="Heading4"/>
+      </w:pPr>
+      <w:r>
+        <w:t xml:space="preserve">Operational </w:t>
+      </w:r>
+      <w:r>
+        <w:t>High Temperature</w:t>
+      </w:r>
+    </w:p>
+    <w:p>
+      <w:r>
+        <w:t>The system shall operate</w:t>
+      </w:r>
+      <w:r>
+        <w:t xml:space="preserve"> to a maximum temperature of </w:t>
+      </w:r>
+      <w:r>
+        <w:t>5</w:t>
+      </w:r>
+      <w:r>
+        <w:t>0 °C</w:t>
+      </w:r>
+      <w:r>
+        <w:t>[Operate High</w:t>
+      </w:r>
+      <w:r>
+        <w:t xml:space="preserve"> Temp]</w:t>
+      </w:r>
+      <w:r>
+        <w:t>.</w:t>
+      </w:r>
+    </w:p>
+    <w:p>
+      <w:pPr>
+        <w:pStyle w:val="Heading4"/>
+      </w:pPr>
+      <w:r>
+        <w:t xml:space="preserve">Operational </w:t>
+      </w:r>
+      <w:r>
+        <w:t>Low Temperature</w:t>
+      </w:r>
+    </w:p>
+    <w:p>
+      <w:r>
+        <w:t>The system shall operate to a m</w:t>
+      </w:r>
+      <w:r>
+        <w:t>inimum</w:t>
+      </w:r>
+      <w:r>
+        <w:t xml:space="preserve"> temperature of </w:t>
+      </w:r>
+      <w:r>
+        <w:t xml:space="preserve">0 </w:t>
+      </w:r>
+      <w:r>
+        <w:t>°C</w:t>
+      </w:r>
+      <w:r>
+        <w:t>[Operate Low Temp]</w:t>
+      </w:r>
+      <w:r>
+        <w:t>.</w:t>
+      </w:r>
+    </w:p>
+    <w:p>
+      <w:pPr>
+        <w:pStyle w:val="Heading3"/>
+      </w:pPr>
+      <w:r>
+        <w:t xml:space="preserve">Storage/Transport </w:t>
+      </w:r>
+      <w:r>
+        <w:t xml:space="preserve">Temperature Range </w:t>
+      </w:r>
+    </w:p>
+    <w:p>
+      <w:pPr>
+        <w:pStyle w:val="Heading4"/>
+      </w:pPr>
+      <w:r>
+        <w:t>Storage/Transport High Temperature</w:t>
+      </w:r>
+    </w:p>
+    <w:p>
+      <w:r>
+        <w:t>The system shall</w:t>
+      </w:r>
+      <w:r>
+        <w:t xml:space="preserve"> have </w:t>
+      </w:r>
+      <w:r>
+        <w:t>s</w:t>
+      </w:r>
+      <w:r>
+        <w:t>torage/</w:t>
+      </w:r>
+      <w:r>
+        <w:t>t</w:t>
+      </w:r>
+      <w:r>
+        <w:t xml:space="preserve">ransport maximum temperature of </w:t>
+      </w:r>
+      <w:r>
+        <w:t>60 °C</w:t>
+      </w:r>
+      <w:r>
+        <w:t>.</w:t>
+      </w:r>
+    </w:p>
+    <w:p>
+      <w:pPr>
+        <w:pStyle w:val="Heading4"/>
+      </w:pPr>
+      <w:r>
+        <w:t>Storage/Transport Low Temperature</w:t>
+      </w:r>
+    </w:p>
+    <w:p>
+      <w:r>
+        <w:t xml:space="preserve">The system shall </w:t>
+      </w:r>
+      <w:r>
+        <w:t xml:space="preserve">have a </w:t>
+      </w:r>
+      <w:r>
+        <w:t>storage/transport</w:t>
+      </w:r>
+      <w:r>
+        <w:t xml:space="preserve"> to a minimum temperature of </w:t>
+      </w:r>
+      <w:r>
+        <w:t>-2</w:t>
+      </w:r>
+      <w:r>
+        <w:t xml:space="preserve">0 </w:t>
+      </w:r>
+      <w:r>
+        <w:t>°C</w:t>
+      </w:r>
+      <w:r>
+        <w:t>.</w:t>
+      </w:r>
     </w:p>
     <w:p/>
+    <w:p>
+      <w:pPr>
+        <w:pStyle w:val="Heading3"/>
+      </w:pPr>
+      <w:r>
+        <w:lastRenderedPageBreak/>
+        <w:t xml:space="preserve">Relative </w:t>
+      </w:r>
+      <w:r>
+        <w:t>humidity</w:t>
+      </w:r>
+    </w:p>
+    <w:p>
+      <w:r>
+        <w:t xml:space="preserve">The system shall be </w:t>
+      </w:r>
+      <w:r>
+        <w:t>t</w:t>
+      </w:r>
+      <w:r>
+        <w:t>ested according to IEC 60068-2-78, IEC 60068-2-30: Operation: 5 % to 85 % at 30 °C (no condensation), storage / transport: 5 % to 95 % at 25 / 55 °C (no condensation)</w:t>
+      </w:r>
+    </w:p>
+    <w:p>
+      <w:pPr>
+        <w:pStyle w:val="Heading3"/>
+      </w:pPr>
+      <w:r>
+        <w:t xml:space="preserve">Vibration </w:t>
+      </w:r>
+    </w:p>
+    <w:p>
+      <w:r>
+        <w:t xml:space="preserve">The system shall </w:t>
+      </w:r>
+      <w:r>
+        <w:t xml:space="preserve">be </w:t>
+      </w:r>
+      <w:r>
+        <w:t>tested to DIN IEC 60068-2-6: 10 Hz to 58 Hz: 0.075 mm, 58 Hz to 200 Hz: 9.8 m/s² (1 g)</w:t>
+      </w:r>
+      <w:r>
+        <w:t>.</w:t>
+      </w:r>
+    </w:p>
     <w:p/>
+    <w:p>
+      <w:pPr>
+        <w:pStyle w:val="Heading3"/>
+      </w:pPr>
+      <w:r>
+        <w:t>Shock</w:t>
+      </w:r>
+    </w:p>
+    <w:p>
+      <w:r>
+        <w:t xml:space="preserve">The system shall be </w:t>
+      </w:r>
+      <w:r>
+        <w:t>tested to DIN IEC 60068-2-6: 10 Hz to 58 Hz: 0.075 mm, 58 Hz to 200 Hz: 9.8 m/s² (1 g)</w:t>
+      </w:r>
+      <w:r>
+        <w:t>.</w:t>
+      </w:r>
+    </w:p>
     <w:p/>
     <w:p>
       <w:pPr>
         <w:pStyle w:val="Heading2"/>
       </w:pPr>
-      <w:bookmarkStart w:id="13" w:name="_Toc85719131"/>
+      <w:bookmarkStart w:id="16" w:name="_Toc85719134"/>
       <w:r>
         <w:t xml:space="preserve">IPC </w:t>
       </w:r>
-      <w:proofErr w:type="gramStart"/>
-      <w:r>
-        <w:t>Non Functional</w:t>
-      </w:r>
-      <w:proofErr w:type="gramEnd"/>
-      <w:r>
-        <w:t xml:space="preserve"> Requirements</w:t>
-      </w:r>
-      <w:bookmarkEnd w:id="13"/>
+      <w:r>
+        <w:t>Functions</w:t>
+      </w:r>
+      <w:bookmarkEnd w:id="16"/>
+      <w:r>
+        <w:t xml:space="preserve"> </w:t>
+      </w:r>
     </w:p>
     <w:p>
       <w:pPr>
         <w:pStyle w:val="Heading3"/>
       </w:pPr>
-      <w:bookmarkStart w:id="14" w:name="_Toc85719132"/>
-      <w:r>
-        <w:t>Ethernet Speeds</w:t>
-      </w:r>
-      <w:bookmarkEnd w:id="14"/>
+      <w:bookmarkStart w:id="17" w:name="_Toc85719135"/>
+      <w:r>
+        <w:t>Temperature Monitori</w:t>
+      </w:r>
+      <w:r>
+        <w:t>ng</w:t>
+      </w:r>
+      <w:bookmarkEnd w:id="17"/>
+    </w:p>
+    <w:p>
+      <w:r>
+        <w:t>The system shall have temperature monitoring.</w:t>
+      </w:r>
+    </w:p>
+    <w:p>
+      <w:pPr>
+        <w:pStyle w:val="Heading4"/>
+      </w:pPr>
+      <w:r>
+        <w:t>Processor</w:t>
+      </w:r>
+    </w:p>
+    <w:p>
+      <w:r>
+        <w:t>The system shall</w:t>
+      </w:r>
+    </w:p>
+    <w:p>
+      <w:pPr>
+        <w:pStyle w:val="Heading4"/>
+      </w:pPr>
+      <w:r>
+        <w:t>ROM ICs</w:t>
+      </w:r>
+    </w:p>
+    <w:p>
+      <w:r>
+        <w:t>The system shall</w:t>
+      </w:r>
+    </w:p>
+    <w:p>
+      <w:pPr>
+        <w:pStyle w:val="Heading4"/>
+      </w:pPr>
+      <w:r>
+        <w:t>Basic Module</w:t>
+      </w:r>
+    </w:p>
+    <w:p>
+      <w:pPr>
+        <w:pStyle w:val="Heading4"/>
+      </w:pPr>
+      <w:r>
+        <w:t xml:space="preserve">Diagnostic Software </w:t>
+      </w:r>
+      <w:r>
+        <w:t>Temperature Error</w:t>
+      </w:r>
+      <w:r>
+        <w:t xml:space="preserve"> Logic</w:t>
+      </w:r>
+    </w:p>
+    <w:p>
+      <w:r>
+        <w:t>The system shall</w:t>
+      </w:r>
     </w:p>
     <w:p>
       <w:pPr>
         <w:pStyle w:val="Heading3"/>
       </w:pPr>
-      <w:bookmarkStart w:id="15" w:name="_Toc85719133"/>
-      <w:r>
-        <w:t>Operating System Preloaded</w:t>
-      </w:r>
-      <w:bookmarkEnd w:id="15"/>
+      <w:bookmarkStart w:id="18" w:name="_Toc85719136"/>
+      <w:r>
+        <w:t>Monitoring</w:t>
+      </w:r>
+      <w:r>
+        <w:t xml:space="preserve"> of drives with S.M.A.R.T functionality</w:t>
+      </w:r>
+      <w:bookmarkEnd w:id="18"/>
+    </w:p>
+    <w:p>
+      <w:r>
+        <w:t>The system shall</w:t>
+      </w:r>
+    </w:p>
+    <w:p>
+      <w:pPr>
+        <w:pStyle w:val="Heading3"/>
+      </w:pPr>
+      <w:bookmarkStart w:id="19" w:name="_Toc85719137"/>
+      <w:r>
+        <w:t>Watchdog (Hardware)</w:t>
+      </w:r>
+      <w:bookmarkEnd w:id="19"/>
+    </w:p>
+    <w:p>
+      <w:r>
+        <w:t>The system shall have a hardware watchdog monitor.</w:t>
+      </w:r>
+    </w:p>
+    <w:p>
+      <w:pPr>
+        <w:pStyle w:val="Heading3"/>
+      </w:pPr>
+      <w:bookmarkStart w:id="20" w:name="_Toc85719138"/>
+      <w:r>
+        <w:t>Watchdog (Software)</w:t>
+      </w:r>
+      <w:bookmarkEnd w:id="20"/>
+    </w:p>
+    <w:p>
+      <w:r>
+        <w:t xml:space="preserve">The system shall have a </w:t>
+      </w:r>
+      <w:r>
+        <w:t>software</w:t>
+      </w:r>
+      <w:r>
+        <w:t xml:space="preserve"> watchdog monitor.</w:t>
+      </w:r>
+    </w:p>
+    <w:p>
+      <w:pPr>
+        <w:pStyle w:val="Heading3"/>
+      </w:pPr>
+      <w:bookmarkStart w:id="21" w:name="_Toc85719139"/>
+      <w:r>
+        <w:t>Watch Dog Diagnostic Configuration</w:t>
+      </w:r>
+      <w:bookmarkEnd w:id="21"/>
+    </w:p>
+    <w:p>
+      <w:r>
+        <w:t>The system shall</w:t>
+      </w:r>
+    </w:p>
+    <w:p>
+      <w:pPr>
+        <w:pStyle w:val="Heading3"/>
+      </w:pPr>
+      <w:bookmarkStart w:id="22" w:name="_Toc85719140"/>
+      <w:r>
+        <w:t>Operation Hours</w:t>
+      </w:r>
+      <w:bookmarkEnd w:id="22"/>
+    </w:p>
+    <w:p>
+      <w:pPr>
+        <w:pStyle w:val="Heading3"/>
+      </w:pPr>
+      <w:bookmarkStart w:id="23" w:name="_Toc85719141"/>
+      <w:r>
+        <w:t>Battery Monitoring</w:t>
+      </w:r>
+      <w:bookmarkEnd w:id="23"/>
+    </w:p>
+    <w:p>
+      <w:r>
+        <w:t>The system shall</w:t>
+      </w:r>
+    </w:p>
+    <w:p>
+      <w:pPr>
+        <w:pStyle w:val="Heading3"/>
+      </w:pPr>
+      <w:bookmarkStart w:id="24" w:name="_Toc85719142"/>
+      <w:r>
+        <w:t>Enhanced Write Filter</w:t>
+      </w:r>
+      <w:bookmarkEnd w:id="24"/>
+    </w:p>
+    <w:p>
+      <w:r>
+        <w:t>The system shall</w:t>
+      </w:r>
+    </w:p>
+    <w:p>
+      <w:pPr>
+        <w:pStyle w:val="Heading3"/>
+      </w:pPr>
+      <w:bookmarkStart w:id="25" w:name="_Toc85719143"/>
+      <w:r>
+        <w:lastRenderedPageBreak/>
+        <w:t>File-Based Write Filter</w:t>
+      </w:r>
+      <w:bookmarkEnd w:id="25"/>
+    </w:p>
+    <w:p>
+      <w:r>
+        <w:t>The system shall</w:t>
+      </w:r>
+    </w:p>
+    <w:p>
+      <w:pPr>
+        <w:pStyle w:val="Heading3"/>
+      </w:pPr>
+      <w:bookmarkStart w:id="26" w:name="_Toc85719144"/>
+      <w:r>
+        <w:t>Buffer memory NVRAM</w:t>
+      </w:r>
+      <w:bookmarkEnd w:id="26"/>
+    </w:p>
+    <w:p>
+      <w:r>
+        <w:t>The system shall</w:t>
+      </w:r>
+    </w:p>
+    <w:p>
+      <w:pPr>
+        <w:pStyle w:val="Heading2"/>
+      </w:pPr>
+      <w:bookmarkStart w:id="27" w:name="_Toc85719145"/>
+      <w:r>
+        <w:t>Device Expansion and parameters</w:t>
+      </w:r>
+      <w:bookmarkEnd w:id="27"/>
+    </w:p>
+    <w:p>
+      <w:r>
+        <w:t>The system shall</w:t>
+      </w:r>
+    </w:p>
+    <w:p>
+      <w:pPr>
+        <w:pStyle w:val="Heading3"/>
+      </w:pPr>
+      <w:bookmarkStart w:id="28" w:name="_Toc85719146"/>
+      <w:r>
+        <w:t>Installing a PCIe Module</w:t>
+      </w:r>
+      <w:bookmarkEnd w:id="28"/>
+    </w:p>
+    <w:p>
+      <w:r>
+        <w:t>The system shall</w:t>
+      </w:r>
+    </w:p>
+    <w:p>
+      <w:pPr>
+        <w:pStyle w:val="Heading3"/>
+      </w:pPr>
+      <w:bookmarkStart w:id="29" w:name="_Toc85719147"/>
+      <w:r>
+        <w:t>Installing CFast cards</w:t>
+      </w:r>
+      <w:bookmarkEnd w:id="29"/>
+    </w:p>
+    <w:p>
+      <w:r>
+        <w:t>The system shall</w:t>
+      </w:r>
+    </w:p>
+    <w:p>
+      <w:pPr>
+        <w:pStyle w:val="Heading3"/>
+      </w:pPr>
+      <w:bookmarkStart w:id="30" w:name="_Toc85719148"/>
+      <w:r>
+        <w:t>Maintenance</w:t>
+      </w:r>
+      <w:r>
+        <w:t xml:space="preserve"> and Repair</w:t>
+      </w:r>
+      <w:bookmarkEnd w:id="30"/>
+    </w:p>
+    <w:p>
+      <w:pPr>
+        <w:pStyle w:val="Heading4"/>
+      </w:pPr>
+      <w:r>
+        <w:t>HDD Drive</w:t>
+      </w:r>
+    </w:p>
+    <w:p>
+      <w:r>
+        <w:t>The system shall</w:t>
+      </w:r>
+    </w:p>
+    <w:p>
+      <w:pPr>
+        <w:pStyle w:val="Heading4"/>
+      </w:pPr>
+      <w:r>
+        <w:t>CMOS backup battery</w:t>
+      </w:r>
+    </w:p>
+    <w:p>
+      <w:r>
+        <w:t>The system shall</w:t>
+      </w:r>
+    </w:p>
+    <w:p>
+      <w:pPr>
+        <w:pStyle w:val="Heading2"/>
+      </w:pPr>
+      <w:bookmarkStart w:id="31" w:name="_Toc85719149"/>
+      <w:r>
+        <w:t>Software Installation</w:t>
+      </w:r>
+      <w:bookmarkEnd w:id="31"/>
+    </w:p>
+    <w:p>
+      <w:r>
+        <w:t>The system shall</w:t>
+      </w:r>
+    </w:p>
+    <w:p>
+      <w:pPr>
+        <w:pStyle w:val="Heading2"/>
+      </w:pPr>
+      <w:bookmarkStart w:id="32" w:name="_Toc85719150"/>
+      <w:r>
+        <w:t>Recycling and Disposal</w:t>
+      </w:r>
+      <w:bookmarkEnd w:id="32"/>
+    </w:p>
+    <w:p>
+      <w:r>
+        <w:t>The system shall</w:t>
+      </w:r>
     </w:p>
     <w:p/>
-    <w:p/>
     <w:p>
       <w:pPr>
         <w:pStyle w:val="Heading2"/>
       </w:pPr>
-      <w:bookmarkStart w:id="16" w:name="_Toc85719134"/>
-      <w:r>
-        <w:t xml:space="preserve">IPC </w:t>
-      </w:r>
-      <w:r>
-        <w:t>Functions</w:t>
-      </w:r>
-      <w:bookmarkEnd w:id="16"/>
+      <w:bookmarkStart w:id="33" w:name="_Toc85719151"/>
+      <w:r>
+        <w:t>Commissioning the Device</w:t>
+      </w:r>
+      <w:bookmarkEnd w:id="33"/>
       <w:r>
         <w:t xml:space="preserve"> </w:t>
       </w:r>
     </w:p>
     <w:p>
+      <w:r>
+        <w:t>The system shall</w:t>
+      </w:r>
+    </w:p>
+    <w:p>
+      <w:pPr>
+        <w:pStyle w:val="Heading2"/>
+      </w:pPr>
+      <w:bookmarkStart w:id="34" w:name="_Toc85719152"/>
+      <w:r>
+        <w:t>Installing Software</w:t>
+      </w:r>
+      <w:bookmarkEnd w:id="34"/>
+    </w:p>
+    <w:p>
       <w:pPr>
         <w:pStyle w:val="Heading3"/>
       </w:pPr>
-      <w:bookmarkStart w:id="17" w:name="_Toc85719135"/>
-      <w:r>
-        <w:t>Temperature Monitori</w:t>
-      </w:r>
-      <w:r>
-        <w:t>ng</w:t>
-      </w:r>
-      <w:bookmarkEnd w:id="17"/>
-    </w:p>
-    <w:p>
-      <w:pPr>
-        <w:pStyle w:val="Heading4"/>
-      </w:pPr>
-      <w:r>
-        <w:t>Processor</w:t>
-      </w:r>
-    </w:p>
-    <w:p>
-      <w:pPr>
-        <w:pStyle w:val="Heading4"/>
-      </w:pPr>
-      <w:r>
-        <w:t>ROM ICs</w:t>
-      </w:r>
-    </w:p>
-    <w:p>
-      <w:pPr>
-        <w:pStyle w:val="Heading4"/>
-      </w:pPr>
-      <w:r>
-        <w:t>Basic Module</w:t>
-      </w:r>
-    </w:p>
-    <w:p>
-      <w:pPr>
-        <w:pStyle w:val="Heading4"/>
-      </w:pPr>
-      <w:r>
-        <w:t xml:space="preserve">Diagnostic Software </w:t>
-      </w:r>
-      <w:r>
-        <w:t>Temperature Error</w:t>
-      </w:r>
-      <w:r>
-        <w:t xml:space="preserve"> Logic</w:t>
+      <w:bookmarkStart w:id="35" w:name="_Toc85719153"/>
+      <w:r>
+        <w:t>Restoring Delivery State</w:t>
+      </w:r>
+      <w:bookmarkEnd w:id="35"/>
+    </w:p>
+    <w:p>
+      <w:r>
+        <w:t>The system shall</w:t>
       </w:r>
     </w:p>
     <w:p>
       <w:pPr>
         <w:pStyle w:val="Heading3"/>
       </w:pPr>
-      <w:bookmarkStart w:id="18" w:name="_Toc85719136"/>
-      <w:r>
-        <w:t>Monitoring</w:t>
-      </w:r>
-      <w:r>
-        <w:t xml:space="preserve"> of drives with S.M.A.R.T functionality</w:t>
-      </w:r>
-      <w:bookmarkEnd w:id="18"/>
-    </w:p>
-    <w:p>
-      <w:pPr>
-        <w:pStyle w:val="Heading3"/>
-      </w:pPr>
-      <w:bookmarkStart w:id="19" w:name="_Toc85719137"/>
-      <w:r>
-        <w:t>Watchdog (Hardware)</w:t>
-      </w:r>
-      <w:bookmarkEnd w:id="19"/>
-    </w:p>
-    <w:p>
-      <w:pPr>
-        <w:pStyle w:val="Heading3"/>
-      </w:pPr>
-      <w:bookmarkStart w:id="20" w:name="_Toc85719138"/>
-      <w:r>
-        <w:t>Watchdog (Software)</w:t>
-      </w:r>
-      <w:bookmarkEnd w:id="20"/>
-    </w:p>
-    <w:p>
-      <w:pPr>
-        <w:pStyle w:val="Heading3"/>
-      </w:pPr>
-      <w:bookmarkStart w:id="21" w:name="_Toc85719139"/>
-      <w:r>
-        <w:t>Watch Dog Diagnostic Configuration</w:t>
-      </w:r>
-      <w:bookmarkEnd w:id="21"/>
-    </w:p>
-    <w:p>
-      <w:pPr>
-        <w:pStyle w:val="Heading3"/>
-      </w:pPr>
-      <w:bookmarkStart w:id="22" w:name="_Toc85719140"/>
-      <w:r>
-        <w:t>Operation Hours</w:t>
-      </w:r>
-      <w:bookmarkEnd w:id="22"/>
-    </w:p>
-    <w:p>
-      <w:pPr>
-        <w:pStyle w:val="Heading3"/>
-      </w:pPr>
-      <w:bookmarkStart w:id="23" w:name="_Toc85719141"/>
-      <w:r>
-        <w:t>Battery Monitoring</w:t>
-      </w:r>
-      <w:bookmarkEnd w:id="23"/>
-    </w:p>
-    <w:p>
-      <w:pPr>
-        <w:pStyle w:val="Heading3"/>
-      </w:pPr>
-      <w:bookmarkStart w:id="24" w:name="_Toc85719142"/>
-      <w:r>
-        <w:t>Enhanced Write Filter</w:t>
-      </w:r>
-      <w:bookmarkEnd w:id="24"/>
-    </w:p>
-    <w:p>
-      <w:pPr>
-        <w:pStyle w:val="Heading3"/>
-      </w:pPr>
-      <w:bookmarkStart w:id="25" w:name="_Toc85719143"/>
-      <w:r>
-        <w:t>File-Based Write Filter</w:t>
-      </w:r>
-      <w:bookmarkEnd w:id="25"/>
-    </w:p>
-    <w:p>
-      <w:pPr>
-        <w:pStyle w:val="Heading3"/>
-      </w:pPr>
-      <w:bookmarkStart w:id="26" w:name="_Toc85719144"/>
-      <w:r>
-        <w:t>Buffer memory NVRAM</w:t>
-      </w:r>
-      <w:bookmarkEnd w:id="26"/>
+      <w:bookmarkStart w:id="36" w:name="_Toc85719154"/>
+      <w:r>
+        <w:t>Installing Windows 7</w:t>
+      </w:r>
+      <w:bookmarkEnd w:id="36"/>
+    </w:p>
+    <w:p>
+      <w:r>
+        <w:t>The system shall</w:t>
+      </w:r>
     </w:p>
     <w:p>
       <w:pPr>
         <w:pStyle w:val="Heading2"/>
       </w:pPr>
-      <w:bookmarkStart w:id="27" w:name="_Toc85719145"/>
-      <w:r>
-        <w:t>Device Expansion and parameters</w:t>
-      </w:r>
-      <w:bookmarkEnd w:id="27"/>
-    </w:p>
-    <w:p>
-      <w:pPr>
-        <w:pStyle w:val="Heading3"/>
-      </w:pPr>
-      <w:bookmarkStart w:id="28" w:name="_Toc85719146"/>
-      <w:r>
-        <w:t>Installing a PCIe Module</w:t>
-      </w:r>
-      <w:bookmarkEnd w:id="28"/>
-    </w:p>
-    <w:p>
-      <w:pPr>
-        <w:pStyle w:val="Heading3"/>
-      </w:pPr>
-      <w:bookmarkStart w:id="29" w:name="_Toc85719147"/>
-      <w:r>
-        <w:t xml:space="preserve">Installing </w:t>
-      </w:r>
-      <w:proofErr w:type="spellStart"/>
-      <w:r>
-        <w:t>CFast</w:t>
-      </w:r>
-      <w:proofErr w:type="spellEnd"/>
-      <w:r>
-        <w:t xml:space="preserve"> cards</w:t>
-      </w:r>
-      <w:bookmarkEnd w:id="29"/>
-    </w:p>
-    <w:p>
-      <w:pPr>
-        <w:pStyle w:val="Heading3"/>
-      </w:pPr>
-      <w:bookmarkStart w:id="30" w:name="_Toc85719148"/>
-      <w:proofErr w:type="spellStart"/>
-      <w:r>
-        <w:t>Maintaince</w:t>
-      </w:r>
-      <w:proofErr w:type="spellEnd"/>
-      <w:r>
-        <w:t xml:space="preserve"> and Repair</w:t>
-      </w:r>
-      <w:bookmarkEnd w:id="30"/>
-    </w:p>
-    <w:p>
-      <w:pPr>
-        <w:pStyle w:val="Heading4"/>
-      </w:pPr>
-      <w:r>
-        <w:t>HDD Drive</w:t>
-      </w:r>
-    </w:p>
-    <w:p>
-      <w:pPr>
-        <w:pStyle w:val="Heading4"/>
-      </w:pPr>
-      <w:r>
-        <w:t>CMOS backup battery</w:t>
+      <w:bookmarkStart w:id="37" w:name="_Toc85719155"/>
+      <w:r>
+        <w:t>Recycling and disposal</w:t>
+      </w:r>
+      <w:bookmarkEnd w:id="37"/>
+    </w:p>
+    <w:p>
+      <w:r>
+        <w:t>The system shall</w:t>
       </w:r>
     </w:p>
     <w:p>
       <w:pPr>
         <w:pStyle w:val="Heading2"/>
       </w:pPr>
-      <w:bookmarkStart w:id="31" w:name="_Toc85719149"/>
-      <w:r>
-        <w:t>Software Installation</w:t>
-      </w:r>
-      <w:bookmarkEnd w:id="31"/>
+      <w:bookmarkStart w:id="38" w:name="_Toc85719156"/>
+      <w:r>
+        <w:t>Certificates and approvals</w:t>
+      </w:r>
+      <w:bookmarkEnd w:id="38"/>
+    </w:p>
+    <w:p>
+      <w:r>
+        <w:t>The system shall</w:t>
+      </w:r>
     </w:p>
     <w:p>
       <w:pPr>
         <w:pStyle w:val="Heading2"/>
       </w:pPr>
-      <w:bookmarkStart w:id="32" w:name="_Toc85719150"/>
-      <w:r>
-        <w:t>Recycling and Disposal</w:t>
-      </w:r>
-      <w:bookmarkEnd w:id="32"/>
-    </w:p>
-    <w:p/>
-    <w:p/>
-    <w:p/>
-    <w:p/>
+      <w:bookmarkStart w:id="39" w:name="_Toc85719157"/>
+      <w:r>
+        <w:t>Dimension and Drawings</w:t>
+      </w:r>
+      <w:bookmarkEnd w:id="39"/>
+    </w:p>
+    <w:p>
+      <w:r>
+        <w:t>The system shall</w:t>
+      </w:r>
+    </w:p>
     <w:p>
       <w:pPr>
         <w:pStyle w:val="Heading2"/>
       </w:pPr>
-      <w:bookmarkStart w:id="33" w:name="_Toc85719151"/>
+      <w:bookmarkStart w:id="40" w:name="_Toc85719158"/>
       <w:r>
         <w:lastRenderedPageBreak/>
-        <w:t>Commissioning the Device</w:t>
-      </w:r>
-      <w:bookmarkEnd w:id="33"/>
-      <w:r>
-        <w:t xml:space="preserve"> </w:t>
-      </w:r>
-    </w:p>
-    <w:p/>
+        <w:t>Technical Data</w:t>
+      </w:r>
+      <w:bookmarkEnd w:id="40"/>
+    </w:p>
+    <w:p>
+      <w:r>
+        <w:t>The system shall</w:t>
+      </w:r>
+    </w:p>
     <w:p>
       <w:pPr>
         <w:pStyle w:val="Heading2"/>
       </w:pPr>
-      <w:bookmarkStart w:id="34" w:name="_Toc85719152"/>
-      <w:r>
-        <w:t>Installing Software</w:t>
-      </w:r>
-      <w:bookmarkEnd w:id="34"/>
-    </w:p>
-    <w:p>
-      <w:pPr>
-        <w:pStyle w:val="Heading3"/>
-      </w:pPr>
-      <w:bookmarkStart w:id="35" w:name="_Toc85719153"/>
-      <w:r>
-        <w:t>Restoring Delivery State</w:t>
-      </w:r>
-      <w:bookmarkEnd w:id="35"/>
-    </w:p>
-    <w:p>
-      <w:pPr>
-        <w:pStyle w:val="Heading3"/>
-      </w:pPr>
-      <w:bookmarkStart w:id="36" w:name="_Toc85719154"/>
-      <w:r>
-        <w:t>Installing Windows 7</w:t>
-      </w:r>
-      <w:bookmarkEnd w:id="36"/>
-    </w:p>
-    <w:p>
-      <w:pPr>
-        <w:pStyle w:val="Heading2"/>
-      </w:pPr>
-      <w:bookmarkStart w:id="37" w:name="_Toc85719155"/>
-      <w:r>
-        <w:t>Recycling and disposal</w:t>
-      </w:r>
-      <w:bookmarkEnd w:id="37"/>
-    </w:p>
-    <w:p>
-      <w:pPr>
-        <w:pStyle w:val="Heading2"/>
-      </w:pPr>
-      <w:bookmarkStart w:id="38" w:name="_Toc85719156"/>
-      <w:r>
-        <w:t>Certificates and approvals</w:t>
-      </w:r>
-      <w:bookmarkEnd w:id="38"/>
-    </w:p>
-    <w:p>
-      <w:pPr>
-        <w:pStyle w:val="Heading2"/>
-      </w:pPr>
-      <w:bookmarkStart w:id="39" w:name="_Toc85719157"/>
-      <w:r>
-        <w:t>Dimension and Drawings</w:t>
-      </w:r>
-      <w:bookmarkEnd w:id="39"/>
-    </w:p>
-    <w:p>
-      <w:pPr>
-        <w:pStyle w:val="Heading2"/>
-      </w:pPr>
-      <w:bookmarkStart w:id="40" w:name="_Toc85719158"/>
-      <w:r>
-        <w:t>Technical Data</w:t>
-      </w:r>
-      <w:bookmarkEnd w:id="40"/>
-    </w:p>
-    <w:p>
-      <w:pPr>
-        <w:pStyle w:val="Heading2"/>
-      </w:pPr>
       <w:bookmarkStart w:id="41" w:name="_Toc85719159"/>
       <w:r>
         <w:t>BIOS Description</w:t>
       </w:r>
       <w:bookmarkEnd w:id="41"/>
+    </w:p>
+    <w:p>
+      <w:r>
+        <w:t>The system shall</w:t>
+      </w:r>
     </w:p>
     <w:sectPr>
       <w:pgSz w:w="12240" w:h="15840"/>
@@ -4284,7 +4841,7 @@
 </file>
 
 <file path=word/numbering.xml><?xml version="1.0" encoding="utf-8"?>
-<w:numbering xmlns:wpc="http://schemas.microsoft.com/office/word/2010/wordprocessingCanvas" xmlns:cx="http://schemas.microsoft.com/office/drawing/2014/chartex" xmlns:cx1="http://schemas.microsoft.com/office/drawing/2015/9/8/chartex" xmlns:cx2="http://schemas.microsoft.com/office/drawing/2015/10/21/chartex" xmlns:cx3="http://schemas.microsoft.com/office/drawing/2016/5/9/chartex" xmlns:cx4="http://schemas.microsoft.com/office/drawing/2016/5/10/chartex" xmlns:cx5="http://schemas.microsoft.com/office/drawing/2016/5/11/chartex" xmlns:cx6="http://schemas.microsoft.com/office/drawing/2016/5/12/chartex" xmlns:cx7="http://schemas.microsoft.com/office/drawing/2016/5/13/chartex" xmlns:cx8="http://schemas.microsoft.com/office/drawing/2016/5/14/chartex" xmlns:mc="http://schemas.openxmlformats.org/markup-compatibility/2006" xmlns:aink="http://schemas.microsoft.com/office/drawing/2016/ink" xmlns:am3d="http://schemas.microsoft.com/office/drawing/2017/model3d" xmlns:o="urn:schemas-microsoft-com:office:office" xmlns:r="http://schemas.openxmlformats.org/officeDocument/2006/relationships" xmlns:m="http://schemas.openxmlformats.org/officeDocument/2006/math" xmlns:v="urn:schemas-microsoft-com:vml" xmlns:wp14="http://schemas.microsoft.com/office/word/2010/wordprocessingDrawing" xmlns:wp="http://schemas.openxmlformats.org/drawingml/2006/wordprocessingDrawing" xmlns:w10="urn:schemas-microsoft-com:office:word" xmlns:w="http://schemas.openxmlformats.org/wordprocessingml/2006/main" xmlns:w14="http://schemas.microsoft.com/office/word/2010/wordml" xmlns:w15="http://schemas.microsoft.com/office/word/2012/wordml" xmlns:w16cex="http://schemas.microsoft.com/office/word/2018/wordml/cex" xmlns:w16cid="http://schemas.microsoft.com/office/word/2016/wordml/cid" xmlns:w16="http://schemas.microsoft.com/office/word/2018/wordml" xmlns:w16se="http://schemas.microsoft.com/office/word/2015/wordml/symex" xmlns:wpg="http://schemas.microsoft.com/office/word/2010/wordprocessingGroup" xmlns:wpi="http://schemas.microsoft.com/office/word/2010/wordprocessingInk" xmlns:wne="http://schemas.microsoft.com/office/word/2006/wordml" xmlns:wps="http://schemas.microsoft.com/office/word/2010/wordprocessingShape" mc:Ignorable="w14 w15 w16se w16cid w16 w16cex wp14">
+<w:numbering xmlns:wpc="http://schemas.microsoft.com/office/word/2010/wordprocessingCanvas" xmlns:cx="http://schemas.microsoft.com/office/drawing/2014/chartex" xmlns:cx1="http://schemas.microsoft.com/office/drawing/2015/9/8/chartex" xmlns:cx2="http://schemas.microsoft.com/office/drawing/2015/10/21/chartex" xmlns:cx3="http://schemas.microsoft.com/office/drawing/2016/5/9/chartex" xmlns:cx4="http://schemas.microsoft.com/office/drawing/2016/5/10/chartex" xmlns:cx5="http://schemas.microsoft.com/office/drawing/2016/5/11/chartex" xmlns:cx6="http://schemas.microsoft.com/office/drawing/2016/5/12/chartex" xmlns:cx7="http://schemas.microsoft.com/office/drawing/2016/5/13/chartex" xmlns:cx8="http://schemas.microsoft.com/office/drawing/2016/5/14/chartex" xmlns:mc="http://schemas.openxmlformats.org/markup-compatibility/2006" xmlns:aink="http://schemas.microsoft.com/office/drawing/2016/ink" xmlns:am3d="http://schemas.microsoft.com/office/drawing/2017/model3d" xmlns:o="urn:schemas-microsoft-com:office:office" xmlns:oel="http://schemas.microsoft.com/office/2019/extlst" xmlns:r="http://schemas.openxmlformats.org/officeDocument/2006/relationships" xmlns:m="http://schemas.openxmlformats.org/officeDocument/2006/math" xmlns:v="urn:schemas-microsoft-com:vml" xmlns:wp14="http://schemas.microsoft.com/office/word/2010/wordprocessingDrawing" xmlns:wp="http://schemas.openxmlformats.org/drawingml/2006/wordprocessingDrawing" xmlns:w10="urn:schemas-microsoft-com:office:word" xmlns:w="http://schemas.openxmlformats.org/wordprocessingml/2006/main" xmlns:w14="http://schemas.microsoft.com/office/word/2010/wordml" xmlns:w15="http://schemas.microsoft.com/office/word/2012/wordml" xmlns:w16cex="http://schemas.microsoft.com/office/word/2018/wordml/cex" xmlns:w16cid="http://schemas.microsoft.com/office/word/2016/wordml/cid" xmlns:w16="http://schemas.microsoft.com/office/word/2018/wordml" xmlns:w16sdtdh="http://schemas.microsoft.com/office/word/2020/wordml/sdtdatahash" xmlns:w16se="http://schemas.microsoft.com/office/word/2015/wordml/symex" xmlns:wpg="http://schemas.microsoft.com/office/word/2010/wordprocessingGroup" xmlns:wpi="http://schemas.microsoft.com/office/word/2010/wordprocessingInk" xmlns:wne="http://schemas.microsoft.com/office/word/2006/wordml" xmlns:wps="http://schemas.microsoft.com/office/word/2010/wordprocessingShape" mc:Ignorable="w14 w15 w16se w16cid w16 w16cex w16sdtdh wp14">
   <w:abstractNum w:abstractNumId="0" w15:restartNumberingAfterBreak="0">
     <w:nsid w:val="FFFB6000"/>
     <w:multiLevelType w:val="multilevel"/>
@@ -5108,35 +5665,35 @@
       </w:pPr>
     </w:lvl>
   </w:abstractNum>
-  <w:num w:numId="1">
+  <w:num w:numId="1" w16cid:durableId="2056268315">
     <w:abstractNumId w:val="1"/>
   </w:num>
-  <w:num w:numId="2">
+  <w:num w:numId="2" w16cid:durableId="1629893626">
     <w:abstractNumId w:val="2"/>
   </w:num>
-  <w:num w:numId="3">
+  <w:num w:numId="3" w16cid:durableId="788209977">
     <w:abstractNumId w:val="7"/>
   </w:num>
-  <w:num w:numId="4">
+  <w:num w:numId="4" w16cid:durableId="1295602831">
     <w:abstractNumId w:val="4"/>
   </w:num>
-  <w:num w:numId="5">
+  <w:num w:numId="5" w16cid:durableId="1085565024">
     <w:abstractNumId w:val="0"/>
   </w:num>
-  <w:num w:numId="6">
+  <w:num w:numId="6" w16cid:durableId="1759324219">
     <w:abstractNumId w:val="6"/>
   </w:num>
-  <w:num w:numId="7">
+  <w:num w:numId="7" w16cid:durableId="2093506210">
     <w:abstractNumId w:val="5"/>
   </w:num>
-  <w:num w:numId="8">
+  <w:num w:numId="8" w16cid:durableId="1129515974">
     <w:abstractNumId w:val="3"/>
   </w:num>
 </w:numbering>
 </file>
 
 <file path=word/styles.xml><?xml version="1.0" encoding="utf-8"?>
-<w:styles xmlns:mc="http://schemas.openxmlformats.org/markup-compatibility/2006" xmlns:r="http://schemas.openxmlformats.org/officeDocument/2006/relationships" xmlns:w="http://schemas.openxmlformats.org/wordprocessingml/2006/main" xmlns:w14="http://schemas.microsoft.com/office/word/2010/wordml" xmlns:w15="http://schemas.microsoft.com/office/word/2012/wordml" xmlns:w16cex="http://schemas.microsoft.com/office/word/2018/wordml/cex" xmlns:w16cid="http://schemas.microsoft.com/office/word/2016/wordml/cid" xmlns:w16="http://schemas.microsoft.com/office/word/2018/wordml" xmlns:w16se="http://schemas.microsoft.com/office/word/2015/wordml/symex" mc:Ignorable="w14 w15 w16se w16cid w16 w16cex">
+<w:styles xmlns:mc="http://schemas.openxmlformats.org/markup-compatibility/2006" xmlns:r="http://schemas.openxmlformats.org/officeDocument/2006/relationships" xmlns:w="http://schemas.openxmlformats.org/wordprocessingml/2006/main" xmlns:w14="http://schemas.microsoft.com/office/word/2010/wordml" xmlns:w15="http://schemas.microsoft.com/office/word/2012/wordml" xmlns:w16cex="http://schemas.microsoft.com/office/word/2018/wordml/cex" xmlns:w16cid="http://schemas.microsoft.com/office/word/2016/wordml/cid" xmlns:w16="http://schemas.microsoft.com/office/word/2018/wordml" xmlns:w16sdtdh="http://schemas.microsoft.com/office/word/2020/wordml/sdtdatahash" xmlns:w16se="http://schemas.microsoft.com/office/word/2015/wordml/symex" mc:Ignorable="w14 w15 w16se w16cid w16 w16cex w16sdtdh">
   <w:docDefaults>
     <w:rPrDefault>
       <w:rPr>
@@ -5732,7 +6289,6 @@
     <w:uiPriority w:val="1"/>
     <w:semiHidden/>
     <w:unhideWhenUsed/>
-    <w:rsid w:val="00285242"/>
   </w:style>
   <w:style w:type="table" w:default="1" w:styleId="TableNormal">
     <w:name w:val="Normal Table"/>
@@ -5754,7 +6310,6 @@
     <w:uiPriority w:val="99"/>
     <w:semiHidden/>
     <w:unhideWhenUsed/>
-    <w:rsid w:val="00285242"/>
   </w:style>
   <w:style w:type="character" w:customStyle="1" w:styleId="Heading1Char">
     <w:name w:val="Heading 1 Char"/>
@@ -6385,4 +6940,330 @@
     </a:ext>
   </a:extLst>
 </a:theme>
+</file>
+
+<file path=customXml/item1.xml><?xml version="1.0" encoding="utf-8"?>
+<?mso-contentType ?>
+<FormTemplates xmlns="http://schemas.microsoft.com/sharepoint/v3/contenttype/forms"/>
+</file>
+
+<file path=customXml/item2.xml><?xml version="1.0" encoding="utf-8"?>
+<ct:contentTypeSchema xmlns:ct="http://schemas.microsoft.com/office/2006/metadata/contentType" xmlns:ma="http://schemas.microsoft.com/office/2006/metadata/properties/metaAttributes" ct:_="" ma:_="" ma:contentTypeName="文档" ma:contentTypeID="0x010100B92A0A577419A64DAA6281939AFD49E2" ma:contentTypeVersion="28" ma:contentTypeDescription="Create a new document." ma:contentTypeScope="" ma:versionID="2c3484b760baa78c55214a23dcdf21c3">
+  <xsd:schema xmlns:xsd="http://www.w3.org/2001/XMLSchema" xmlns:xs="http://www.w3.org/2001/XMLSchema" xmlns:p="http://schemas.microsoft.com/office/2006/metadata/properties" xmlns:ns1="http://schemas.microsoft.com/sharepoint/v3" xmlns:ns2="77bb3344-0c24-40f7-8b48-7e0eff6a54e3" xmlns:ns3="383a7eb6-b86a-4aa5-bf6d-f87928c2c61e" targetNamespace="http://schemas.microsoft.com/office/2006/metadata/properties" ma:root="true" ma:fieldsID="acf87d8ee7538c1a58a9afa682a8eac2" ns1:_="" ns2:_="" ns3:_="">
+    <xsd:import namespace="http://schemas.microsoft.com/sharepoint/v3"/>
+    <xsd:import namespace="77bb3344-0c24-40f7-8b48-7e0eff6a54e3"/>
+    <xsd:import namespace="383a7eb6-b86a-4aa5-bf6d-f87928c2c61e"/>
+    <xsd:element name="properties">
+      <xsd:complexType>
+        <xsd:sequence>
+          <xsd:element name="documentManagement">
+            <xsd:complexType>
+              <xsd:all>
+                <xsd:element ref="ns2:MediaServiceMetadata" minOccurs="0"/>
+                <xsd:element ref="ns2:MediaServiceFastMetadata" minOccurs="0"/>
+                <xsd:element ref="ns2:MediaServiceDateTaken" minOccurs="0"/>
+                <xsd:element ref="ns3:SharedWithUsers" minOccurs="0"/>
+                <xsd:element ref="ns3:SharedWithDetails" minOccurs="0"/>
+                <xsd:element ref="ns2:MediaLengthInSeconds" minOccurs="0"/>
+                <xsd:element ref="ns2:Notes" minOccurs="0"/>
+                <xsd:element ref="ns2:MediaServiceObjectDetectorVersions" minOccurs="0"/>
+                <xsd:element ref="ns2:Summary" minOccurs="0"/>
+                <xsd:element ref="ns2:TitleofPaper_x002f_Presentation" minOccurs="0"/>
+                <xsd:element ref="ns1:_ip_UnifiedCompliancePolicyProperties" minOccurs="0"/>
+                <xsd:element ref="ns1:_ip_UnifiedCompliancePolicyUIAction" minOccurs="0"/>
+                <xsd:element ref="ns2:MediaServiceSearchProperties" minOccurs="0"/>
+                <xsd:element ref="ns2:MediaServiceGenerationTime" minOccurs="0"/>
+                <xsd:element ref="ns2:MediaServiceEventHashCode" minOccurs="0"/>
+                <xsd:element ref="ns2:lcf76f155ced4ddcb4097134ff3c332f" minOccurs="0"/>
+                <xsd:element ref="ns3:TaxCatchAll" minOccurs="0"/>
+                <xsd:element ref="ns2:MediaServiceOCR" minOccurs="0"/>
+              </xsd:all>
+            </xsd:complexType>
+          </xsd:element>
+        </xsd:sequence>
+      </xsd:complexType>
+    </xsd:element>
+  </xsd:schema>
+  <xsd:schema xmlns:xsd="http://www.w3.org/2001/XMLSchema" xmlns:xs="http://www.w3.org/2001/XMLSchema" xmlns:dms="http://schemas.microsoft.com/office/2006/documentManagement/types" xmlns:pc="http://schemas.microsoft.com/office/infopath/2007/PartnerControls" targetNamespace="http://schemas.microsoft.com/sharepoint/v3" elementFormDefault="qualified">
+    <xsd:import namespace="http://schemas.microsoft.com/office/2006/documentManagement/types"/>
+    <xsd:import namespace="http://schemas.microsoft.com/office/infopath/2007/PartnerControls"/>
+    <xsd:element name="_ip_UnifiedCompliancePolicyProperties" ma:index="18" nillable="true" ma:displayName="统一合规性策略属性" ma:hidden="true" ma:internalName="_ip_UnifiedCompliancePolicyProperties">
+      <xsd:simpleType>
+        <xsd:restriction base="dms:Note"/>
+      </xsd:simpleType>
+    </xsd:element>
+    <xsd:element name="_ip_UnifiedCompliancePolicyUIAction" ma:index="19" nillable="true" ma:displayName="统一合规性策略 UI 操作" ma:hidden="true" ma:internalName="_ip_UnifiedCompliancePolicyUIAction">
+      <xsd:simpleType>
+        <xsd:restriction base="dms:Text"/>
+      </xsd:simpleType>
+    </xsd:element>
+  </xsd:schema>
+  <xsd:schema xmlns:xsd="http://www.w3.org/2001/XMLSchema" xmlns:xs="http://www.w3.org/2001/XMLSchema" xmlns:dms="http://schemas.microsoft.com/office/2006/documentManagement/types" xmlns:pc="http://schemas.microsoft.com/office/infopath/2007/PartnerControls" targetNamespace="77bb3344-0c24-40f7-8b48-7e0eff6a54e3" elementFormDefault="qualified">
+    <xsd:import namespace="http://schemas.microsoft.com/office/2006/documentManagement/types"/>
+    <xsd:import namespace="http://schemas.microsoft.com/office/infopath/2007/PartnerControls"/>
+    <xsd:element name="MediaServiceMetadata" ma:index="5" nillable="true" ma:displayName="MediaServiceMetadata" ma:hidden="true" ma:internalName="MediaServiceMetadata" ma:readOnly="true">
+      <xsd:simpleType>
+        <xsd:restriction base="dms:Note"/>
+      </xsd:simpleType>
+    </xsd:element>
+    <xsd:element name="MediaServiceFastMetadata" ma:index="6" nillable="true" ma:displayName="MediaServiceFastMetadata" ma:hidden="true" ma:internalName="MediaServiceFastMetadata" ma:readOnly="true">
+      <xsd:simpleType>
+        <xsd:restriction base="dms:Note"/>
+      </xsd:simpleType>
+    </xsd:element>
+    <xsd:element name="MediaServiceDateTaken" ma:index="7" nillable="true" ma:displayName="MediaServiceDateTaken" ma:description="" ma:hidden="true" ma:internalName="MediaServiceDateTaken" ma:readOnly="true">
+      <xsd:simpleType>
+        <xsd:restriction base="dms:Text"/>
+      </xsd:simpleType>
+    </xsd:element>
+    <xsd:element name="MediaLengthInSeconds" ma:index="10" nillable="true" ma:displayName="MediaLengthInSeconds" ma:hidden="true" ma:internalName="MediaLengthInSeconds" ma:readOnly="true">
+      <xsd:simpleType>
+        <xsd:restriction base="dms:Unknown"/>
+      </xsd:simpleType>
+    </xsd:element>
+    <xsd:element name="Notes" ma:index="14" nillable="true" ma:displayName="Notes" ma:description="Add notes to content" ma:format="Dropdown" ma:internalName="Notes">
+      <xsd:simpleType>
+        <xsd:restriction base="dms:Text">
+          <xsd:maxLength value="255"/>
+        </xsd:restriction>
+      </xsd:simpleType>
+    </xsd:element>
+    <xsd:element name="MediaServiceObjectDetectorVersions" ma:index="15" nillable="true" ma:displayName="MediaServiceObjectDetectorVersions" ma:hidden="true" ma:indexed="true" ma:internalName="MediaServiceObjectDetectorVersions" ma:readOnly="true">
+      <xsd:simpleType>
+        <xsd:restriction base="dms:Text"/>
+      </xsd:simpleType>
+    </xsd:element>
+    <xsd:element name="Summary" ma:index="16" nillable="true" ma:displayName="Summary" ma:format="Dropdown" ma:internalName="Summary">
+      <xsd:simpleType>
+        <xsd:restriction base="dms:Text">
+          <xsd:maxLength value="255"/>
+        </xsd:restriction>
+      </xsd:simpleType>
+    </xsd:element>
+    <xsd:element name="TitleofPaper_x002f_Presentation" ma:index="17" nillable="true" ma:displayName="Title of Paper/Presentation" ma:format="Dropdown" ma:internalName="TitleofPaper_x002f_Presentation">
+      <xsd:simpleType>
+        <xsd:restriction base="dms:Text">
+          <xsd:maxLength value="255"/>
+        </xsd:restriction>
+      </xsd:simpleType>
+    </xsd:element>
+    <xsd:element name="MediaServiceSearchProperties" ma:index="20" nillable="true" ma:displayName="MediaServiceSearchProperties" ma:hidden="true" ma:internalName="MediaServiceSearchProperties" ma:readOnly="true">
+      <xsd:simpleType>
+        <xsd:restriction base="dms:Note"/>
+      </xsd:simpleType>
+    </xsd:element>
+    <xsd:element name="MediaServiceGenerationTime" ma:index="21" nillable="true" ma:displayName="MediaServiceGenerationTime" ma:hidden="true" ma:internalName="MediaServiceGenerationTime" ma:readOnly="true">
+      <xsd:simpleType>
+        <xsd:restriction base="dms:Text"/>
+      </xsd:simpleType>
+    </xsd:element>
+    <xsd:element name="MediaServiceEventHashCode" ma:index="22" nillable="true" ma:displayName="MediaServiceEventHashCode" ma:hidden="true" ma:internalName="MediaServiceEventHashCode" ma:readOnly="true">
+      <xsd:simpleType>
+        <xsd:restriction base="dms:Text"/>
+      </xsd:simpleType>
+    </xsd:element>
+    <xsd:element name="lcf76f155ced4ddcb4097134ff3c332f" ma:index="24" nillable="true" ma:taxonomy="true" ma:internalName="lcf76f155ced4ddcb4097134ff3c332f" ma:taxonomyFieldName="MediaServiceImageTags" ma:displayName="图像标记" ma:readOnly="false" ma:fieldId="{5cf76f15-5ced-4ddc-b409-7134ff3c332f}" ma:taxonomyMulti="true" ma:sspId="e63edab7-d5f1-4c02-989a-0e8ed7c6c383" ma:termSetId="09814cd3-568e-fe90-9814-8d621ff8fb84" ma:anchorId="fba54fb3-c3e1-fe81-a776-ca4b69148c4d" ma:open="true" ma:isKeyword="false">
+      <xsd:complexType>
+        <xsd:sequence>
+          <xsd:element ref="pc:Terms" minOccurs="0" maxOccurs="1"/>
+        </xsd:sequence>
+      </xsd:complexType>
+    </xsd:element>
+    <xsd:element name="MediaServiceOCR" ma:index="26" nillable="true" ma:displayName="Extracted Text" ma:internalName="MediaServiceOCR" ma:readOnly="true">
+      <xsd:simpleType>
+        <xsd:restriction base="dms:Note">
+          <xsd:maxLength value="255"/>
+        </xsd:restriction>
+      </xsd:simpleType>
+    </xsd:element>
+  </xsd:schema>
+  <xsd:schema xmlns:xsd="http://www.w3.org/2001/XMLSchema" xmlns:xs="http://www.w3.org/2001/XMLSchema" xmlns:dms="http://schemas.microsoft.com/office/2006/documentManagement/types" xmlns:pc="http://schemas.microsoft.com/office/infopath/2007/PartnerControls" targetNamespace="383a7eb6-b86a-4aa5-bf6d-f87928c2c61e" elementFormDefault="qualified">
+    <xsd:import namespace="http://schemas.microsoft.com/office/2006/documentManagement/types"/>
+    <xsd:import namespace="http://schemas.microsoft.com/office/infopath/2007/PartnerControls"/>
+    <xsd:element name="SharedWithUsers" ma:index="8" nillable="true" ma:displayName="Shared With" ma:SearchPeopleOnly="false" ma:SharePointGroup="0" ma:internalName="SharedWithUsers" ma:readOnly="true" ma:showField="ImnName">
+      <xsd:complexType>
+        <xsd:complexContent>
+          <xsd:extension base="dms:UserMulti">
+            <xsd:sequence>
+              <xsd:element name="UserInfo" minOccurs="0" maxOccurs="unbounded">
+                <xsd:complexType>
+                  <xsd:sequence>
+                    <xsd:element name="DisplayName" type="xsd:string" minOccurs="0"/>
+                    <xsd:element name="AccountId" type="dms:UserId" minOccurs="0" nillable="true"/>
+                    <xsd:element name="AccountType" type="xsd:string" minOccurs="0"/>
+                  </xsd:sequence>
+                </xsd:complexType>
+              </xsd:element>
+            </xsd:sequence>
+          </xsd:extension>
+        </xsd:complexContent>
+      </xsd:complexType>
+    </xsd:element>
+    <xsd:element name="SharedWithDetails" ma:index="9" nillable="true" ma:displayName="Shared With Details" ma:internalName="SharedWithDetails" ma:readOnly="true">
+      <xsd:simpleType>
+        <xsd:restriction base="dms:Note">
+          <xsd:maxLength value="255"/>
+        </xsd:restriction>
+      </xsd:simpleType>
+    </xsd:element>
+    <xsd:element name="TaxCatchAll" ma:index="25" nillable="true" ma:displayName="Taxonomy Catch All Column" ma:hidden="true" ma:list="{7385d75a-6e28-4485-b25d-ccdfbb919c04}" ma:internalName="TaxCatchAll" ma:showField="CatchAllData" ma:web="383a7eb6-b86a-4aa5-bf6d-f87928c2c61e">
+      <xsd:complexType>
+        <xsd:complexContent>
+          <xsd:extension base="dms:MultiChoiceLookup">
+            <xsd:sequence>
+              <xsd:element name="Value" type="dms:Lookup" maxOccurs="unbounded" minOccurs="0" nillable="true"/>
+            </xsd:sequence>
+          </xsd:extension>
+        </xsd:complexContent>
+      </xsd:complexType>
+    </xsd:element>
+  </xsd:schema>
+  <xsd:schema xmlns="http://schemas.openxmlformats.org/package/2006/metadata/core-properties" xmlns:xsd="http://www.w3.org/2001/XMLSchema" xmlns:xsi="http://www.w3.org/2001/XMLSchema-instance" xmlns:dc="http://purl.org/dc/elements/1.1/" xmlns:dcterms="http://purl.org/dc/terms/" xmlns:odoc="http://schemas.microsoft.com/internal/obd" targetNamespace="http://schemas.openxmlformats.org/package/2006/metadata/core-properties" elementFormDefault="qualified" attributeFormDefault="unqualified" blockDefault="#all">
+    <xsd:import namespace="http://purl.org/dc/elements/1.1/" schemaLocation="http://dublincore.org/schemas/xmls/qdc/2003/04/02/dc.xsd"/>
+    <xsd:import namespace="http://purl.org/dc/terms/" schemaLocation="http://dublincore.org/schemas/xmls/qdc/2003/04/02/dcterms.xsd"/>
+    <xsd:element name="coreProperties" type="CT_coreProperties"/>
+    <xsd:complexType name="CT_coreProperties">
+      <xsd:all>
+        <xsd:element ref="dc:creator" minOccurs="0" maxOccurs="1"/>
+        <xsd:element ref="dcterms:created" minOccurs="0" maxOccurs="1"/>
+        <xsd:element ref="dc:identifier" minOccurs="0" maxOccurs="1"/>
+        <xsd:element name="contentType" minOccurs="0" maxOccurs="1" type="xsd:string" ma:index="11" ma:displayName="内容类型"/>
+        <xsd:element ref="dc:title" minOccurs="0" maxOccurs="1" ma:index="4" ma:displayName="标题"/>
+        <xsd:element ref="dc:subject" minOccurs="0" maxOccurs="1"/>
+        <xsd:element ref="dc:description" minOccurs="0" maxOccurs="1"/>
+        <xsd:element name="keywords" minOccurs="0" maxOccurs="1" type="xsd:string"/>
+        <xsd:element ref="dc:language" minOccurs="0" maxOccurs="1"/>
+        <xsd:element name="category" minOccurs="0" maxOccurs="1" type="xsd:string"/>
+        <xsd:element name="version" minOccurs="0" maxOccurs="1" type="xsd:string"/>
+        <xsd:element name="revision" minOccurs="0" maxOccurs="1" type="xsd:string">
+          <xsd:annotation>
+            <xsd:documentation>
+                        This value indicates the number of saves or revisions. The application is responsible for updating this value after each revision.
+                    </xsd:documentation>
+          </xsd:annotation>
+        </xsd:element>
+        <xsd:element name="lastModifiedBy" minOccurs="0" maxOccurs="1" type="xsd:string"/>
+        <xsd:element ref="dcterms:modified" minOccurs="0" maxOccurs="1"/>
+        <xsd:element name="contentStatus" minOccurs="0" maxOccurs="1" type="xsd:string"/>
+      </xsd:all>
+    </xsd:complexType>
+  </xsd:schema>
+  <xs:schema xmlns:pc="http://schemas.microsoft.com/office/infopath/2007/PartnerControls" xmlns:xs="http://www.w3.org/2001/XMLSchema" targetNamespace="http://schemas.microsoft.com/office/infopath/2007/PartnerControls" elementFormDefault="qualified" attributeFormDefault="unqualified">
+    <xs:element name="Person">
+      <xs:complexType>
+        <xs:sequence>
+          <xs:element ref="pc:DisplayName" minOccurs="0"/>
+          <xs:element ref="pc:AccountId" minOccurs="0"/>
+          <xs:element ref="pc:AccountType" minOccurs="0"/>
+        </xs:sequence>
+      </xs:complexType>
+    </xs:element>
+    <xs:element name="DisplayName" type="xs:string"/>
+    <xs:element name="AccountId" type="xs:string"/>
+    <xs:element name="AccountType" type="xs:string"/>
+    <xs:element name="BDCAssociatedEntity">
+      <xs:complexType>
+        <xs:sequence>
+          <xs:element ref="pc:BDCEntity" minOccurs="0" maxOccurs="unbounded"/>
+        </xs:sequence>
+        <xs:attribute ref="pc:EntityNamespace"/>
+        <xs:attribute ref="pc:EntityName"/>
+        <xs:attribute ref="pc:SystemInstanceName"/>
+        <xs:attribute ref="pc:AssociationName"/>
+      </xs:complexType>
+    </xs:element>
+    <xs:attribute name="EntityNamespace" type="xs:string"/>
+    <xs:attribute name="EntityName" type="xs:string"/>
+    <xs:attribute name="SystemInstanceName" type="xs:string"/>
+    <xs:attribute name="AssociationName" type="xs:string"/>
+    <xs:element name="BDCEntity">
+      <xs:complexType>
+        <xs:sequence>
+          <xs:element ref="pc:EntityDisplayName" minOccurs="0"/>
+          <xs:element ref="pc:EntityInstanceReference" minOccurs="0"/>
+          <xs:element ref="pc:EntityId1" minOccurs="0"/>
+          <xs:element ref="pc:EntityId2" minOccurs="0"/>
+          <xs:element ref="pc:EntityId3" minOccurs="0"/>
+          <xs:element ref="pc:EntityId4" minOccurs="0"/>
+          <xs:element ref="pc:EntityId5" minOccurs="0"/>
+        </xs:sequence>
+      </xs:complexType>
+    </xs:element>
+    <xs:element name="EntityDisplayName" type="xs:string"/>
+    <xs:element name="EntityInstanceReference" type="xs:string"/>
+    <xs:element name="EntityId1" type="xs:string"/>
+    <xs:element name="EntityId2" type="xs:string"/>
+    <xs:element name="EntityId3" type="xs:string"/>
+    <xs:element name="EntityId4" type="xs:string"/>
+    <xs:element name="EntityId5" type="xs:string"/>
+    <xs:element name="Terms">
+      <xs:complexType>
+        <xs:sequence>
+          <xs:element ref="pc:TermInfo" minOccurs="0" maxOccurs="unbounded"/>
+        </xs:sequence>
+      </xs:complexType>
+    </xs:element>
+    <xs:element name="TermInfo">
+      <xs:complexType>
+        <xs:sequence>
+          <xs:element ref="pc:TermName" minOccurs="0"/>
+          <xs:element ref="pc:TermId" minOccurs="0"/>
+        </xs:sequence>
+      </xs:complexType>
+    </xs:element>
+    <xs:element name="TermName" type="xs:string"/>
+    <xs:element name="TermId" type="xs:string"/>
+  </xs:schema>
+</ct:contentTypeSchema>
+</file>
+
+<file path=customXml/item3.xml><?xml version="1.0" encoding="utf-8"?>
+<p:properties xmlns:p="http://schemas.microsoft.com/office/2006/metadata/properties" xmlns:xsi="http://www.w3.org/2001/XMLSchema-instance" xmlns:pc="http://schemas.microsoft.com/office/infopath/2007/PartnerControls">
+  <documentManagement>
+    <Summary xmlns="77bb3344-0c24-40f7-8b48-7e0eff6a54e3" xsi:nil="true"/>
+    <Notes xmlns="77bb3344-0c24-40f7-8b48-7e0eff6a54e3" xsi:nil="true"/>
+    <TitleofPaper_x002f_Presentation xmlns="77bb3344-0c24-40f7-8b48-7e0eff6a54e3" xsi:nil="true"/>
+    <_ip_UnifiedCompliancePolicyUIAction xmlns="http://schemas.microsoft.com/sharepoint/v3" xsi:nil="true"/>
+    <_ip_UnifiedCompliancePolicyProperties xmlns="http://schemas.microsoft.com/sharepoint/v3" xsi:nil="true"/>
+    <lcf76f155ced4ddcb4097134ff3c332f xmlns="77bb3344-0c24-40f7-8b48-7e0eff6a54e3">
+      <Terms xmlns="http://schemas.microsoft.com/office/infopath/2007/PartnerControls"/>
+    </lcf76f155ced4ddcb4097134ff3c332f>
+    <TaxCatchAll xmlns="383a7eb6-b86a-4aa5-bf6d-f87928c2c61e" xsi:nil="true"/>
+  </documentManagement>
+</p:properties>
+</file>
+
+<file path=customXml/itemProps1.xml><?xml version="1.0" encoding="utf-8"?>
+<ds:datastoreItem xmlns:ds="http://schemas.openxmlformats.org/officeDocument/2006/customXml" ds:itemID="{348F3695-4990-49C1-A002-66806772D5EE}">
+  <ds:schemaRefs>
+    <ds:schemaRef ds:uri="http://schemas.microsoft.com/sharepoint/v3/contenttype/forms"/>
+  </ds:schemaRefs>
+</ds:datastoreItem>
+</file>
+
+<file path=customXml/itemProps2.xml><?xml version="1.0" encoding="utf-8"?>
+<ds:datastoreItem xmlns:ds="http://schemas.openxmlformats.org/officeDocument/2006/customXml" ds:itemID="{B9A1D600-0866-43FB-84B7-962871F5D654}"/>
+</file>
+
+<file path=customXml/itemProps3.xml><?xml version="1.0" encoding="utf-8"?>
+<ds:datastoreItem xmlns:ds="http://schemas.openxmlformats.org/officeDocument/2006/customXml" ds:itemID="{256A5A2D-12A6-4471-B51C-CC282D65F4F1}">
+  <ds:schemaRefs>
+    <ds:schemaRef ds:uri="http://purl.org/dc/terms/"/>
+    <ds:schemaRef ds:uri="383a7eb6-b86a-4aa5-bf6d-f87928c2c61e"/>
+    <ds:schemaRef ds:uri="77bb3344-0c24-40f7-8b48-7e0eff6a54e3"/>
+    <ds:schemaRef ds:uri="http://purl.org/dc/dcmitype/"/>
+    <ds:schemaRef ds:uri="http://schemas.microsoft.com/office/2006/documentManagement/types"/>
+    <ds:schemaRef ds:uri="http://purl.org/dc/elements/1.1/"/>
+    <ds:schemaRef ds:uri="http://schemas.microsoft.com/office/2006/metadata/properties"/>
+    <ds:schemaRef ds:uri="http://schemas.microsoft.com/office/infopath/2007/PartnerControls"/>
+    <ds:schemaRef ds:uri="http://schemas.openxmlformats.org/package/2006/metadata/core-properties"/>
+    <ds:schemaRef ds:uri="http://www.w3.org/XML/1998/namespace"/>
+  </ds:schemaRefs>
+</ds:datastoreItem>
+</file>
+
+<file path=docMetadata/LabelInfo.xml><?xml version="1.0" encoding="utf-8"?>
+<clbl:labelList xmlns:clbl="http://schemas.microsoft.com/office/2020/mipLabelMetadata">
+  <clbl:label id="{9d258917-277f-42cd-a3cd-14c4e9ee58bc}" enabled="1" method="Standard" siteId="{38ae3bcd-9579-4fd4-adda-b42e1495d55a}" removed="0"/>
+</clbl:labelList>
 </file>